--- a/2.AS-IS  (ARANCEL)  TO-BE.docx
+++ b/2.AS-IS  (ARANCEL)  TO-BE.docx
@@ -2605,6 +2605,71 @@
           <w:lang w:eastAsia="es-VE"/>
         </w:rPr>
         <w:t xml:space="preserve"> vs. Contactos) para completar un solo registro.</w:t>
+      </w:r>
+    </w:p>
+    <w:p>
+      <w:pPr>
+        <w:spacing w:before="100" w:beforeAutospacing="1" w:after="100" w:afterAutospacing="1" w:line="240" w:lineRule="auto"/>
+        <w:rPr>
+          <w:rFonts w:ascii="Times New Roman" w:eastAsia="Times New Roman" w:hAnsi="Times New Roman" w:cs="Times New Roman"/>
+          <w:sz w:val="24"/>
+          <w:szCs w:val="24"/>
+          <w:lang w:eastAsia="es-VE"/>
+        </w:rPr>
+      </w:pPr>
+      <w:r>
+        <w:rPr>
+          <w:noProof/>
+          <w:lang w:eastAsia="es-VE"/>
+        </w:rPr>
+        <w:drawing>
+          <wp:inline distT="0" distB="0" distL="0" distR="0" wp14:anchorId="42B38D40" wp14:editId="75DA95AD">
+            <wp:extent cx="15604490" cy="4619625"/>
+            <wp:effectExtent l="0" t="0" r="0" b="9525"/>
+            <wp:docPr id="4" name="Imagen 4"/>
+            <wp:cNvGraphicFramePr>
+              <a:graphicFrameLocks xmlns:a="http://schemas.openxmlformats.org/drawingml/2006/main" noChangeAspect="1"/>
+            </wp:cNvGraphicFramePr>
+            <a:graphic xmlns:a="http://schemas.openxmlformats.org/drawingml/2006/main">
+              <a:graphicData uri="http://schemas.openxmlformats.org/drawingml/2006/picture">
+                <pic:pic xmlns:pic="http://schemas.openxmlformats.org/drawingml/2006/picture">
+                  <pic:nvPicPr>
+                    <pic:cNvPr id="0" name="Picture 6"/>
+                    <pic:cNvPicPr>
+                      <a:picLocks noChangeAspect="1" noChangeArrowheads="1"/>
+                    </pic:cNvPicPr>
+                  </pic:nvPicPr>
+                  <pic:blipFill>
+                    <a:blip r:embed="rId5">
+                      <a:extLst>
+                        <a:ext uri="{28A0092B-C50C-407E-A947-70E740481C1C}">
+                          <a14:useLocalDpi xmlns:a14="http://schemas.microsoft.com/office/drawing/2010/main" val="0"/>
+                        </a:ext>
+                      </a:extLst>
+                    </a:blip>
+                    <a:srcRect/>
+                    <a:stretch>
+                      <a:fillRect/>
+                    </a:stretch>
+                  </pic:blipFill>
+                  <pic:spPr bwMode="auto">
+                    <a:xfrm>
+                      <a:off x="0" y="0"/>
+                      <a:ext cx="15604490" cy="4619625"/>
+                    </a:xfrm>
+                    <a:prstGeom prst="rect">
+                      <a:avLst/>
+                    </a:prstGeom>
+                    <a:noFill/>
+                    <a:ln>
+                      <a:noFill/>
+                    </a:ln>
+                  </pic:spPr>
+                </pic:pic>
+              </a:graphicData>
+            </a:graphic>
+          </wp:inline>
+        </w:drawing>
       </w:r>
     </w:p>
     <w:p>
@@ -3021,15 +3086,7 @@
         <w:pStyle w:val="Ttulo3"/>
       </w:pPr>
       <w:r>
-        <w:t>2. Actores Involucrados (</w:t>
-      </w:r>
-      <w:proofErr w:type="spellStart"/>
-      <w:r>
-        <w:t>Lanes</w:t>
-      </w:r>
-      <w:proofErr w:type="spellEnd"/>
-      <w:r>
-        <w:t>)</w:t>
+        <w:t>2. Actores Involucrados (Lanes)</w:t>
       </w:r>
     </w:p>
     <w:p>
@@ -3237,53 +3294,12 @@
             <w:pPr>
               <w:spacing w:after="480"/>
             </w:pPr>
-            <w:proofErr w:type="spellStart"/>
             <w:r>
               <w:rPr>
                 <w:b/>
                 <w:bCs/>
               </w:rPr>
-              <w:t>Workflow</w:t>
-            </w:r>
-            <w:proofErr w:type="spellEnd"/>
-            <w:r>
-              <w:rPr>
-                <w:b/>
-                <w:bCs/>
-              </w:rPr>
-              <w:t xml:space="preserve"> </w:t>
-            </w:r>
-            <w:proofErr w:type="spellStart"/>
-            <w:r>
-              <w:rPr>
-                <w:b/>
-                <w:bCs/>
-              </w:rPr>
-              <w:t>Engine</w:t>
-            </w:r>
-            <w:proofErr w:type="spellEnd"/>
-            <w:r>
-              <w:rPr>
-                <w:b/>
-                <w:bCs/>
-              </w:rPr>
-              <w:t xml:space="preserve"> (</w:t>
-            </w:r>
-            <w:proofErr w:type="spellStart"/>
-            <w:r>
-              <w:rPr>
-                <w:b/>
-                <w:bCs/>
-              </w:rPr>
-              <w:t>vTiger</w:t>
-            </w:r>
-            <w:proofErr w:type="spellEnd"/>
-            <w:r>
-              <w:rPr>
-                <w:b/>
-                <w:bCs/>
-              </w:rPr>
-              <w:t>)</w:t>
+              <w:t>Workflow Engine (vTiger)</w:t>
             </w:r>
           </w:p>
         </w:tc>
@@ -3303,11 +3319,9 @@
             <w:pPr>
               <w:spacing w:after="480"/>
             </w:pPr>
-            <w:proofErr w:type="spellStart"/>
             <w:r>
               <w:t>Automatizador</w:t>
             </w:r>
-            <w:proofErr w:type="spellEnd"/>
           </w:p>
         </w:tc>
         <w:tc>
@@ -3430,31 +3444,13 @@
       <w:r>
         <w:t>Se sustituyen las tareas manuales de edición y creación de registros por tareas de servicio (</w:t>
       </w:r>
-      <w:proofErr w:type="spellStart"/>
       <w:r>
         <w:rPr>
           <w:b/>
           <w:bCs/>
         </w:rPr>
-        <w:t>Service</w:t>
+        <w:t>Service Tasks</w:t>
       </w:r>
-      <w:proofErr w:type="spellEnd"/>
-      <w:r>
-        <w:rPr>
-          <w:b/>
-          <w:bCs/>
-        </w:rPr>
-        <w:t xml:space="preserve"> </w:t>
-      </w:r>
-      <w:proofErr w:type="spellStart"/>
-      <w:r>
-        <w:rPr>
-          <w:b/>
-          <w:bCs/>
-        </w:rPr>
-        <w:t>Tasks</w:t>
-      </w:r>
-      <w:proofErr w:type="spellEnd"/>
       <w:r>
         <w:t xml:space="preserve">). </w:t>
       </w:r>
@@ -3550,21 +3546,7 @@
               <w:rPr>
                 <w:rStyle w:val="Textoennegrita"/>
               </w:rPr>
-              <w:t>Tarea / Actividad (</w:t>
-            </w:r>
-            <w:proofErr w:type="spellStart"/>
-            <w:r>
-              <w:rPr>
-                <w:rStyle w:val="Textoennegrita"/>
-              </w:rPr>
-              <w:t>Task</w:t>
-            </w:r>
-            <w:proofErr w:type="spellEnd"/>
-            <w:r>
-              <w:rPr>
-                <w:rStyle w:val="Textoennegrita"/>
-              </w:rPr>
-              <w:t>)</w:t>
+              <w:t>Tarea / Actividad (Task)</w:t>
             </w:r>
           </w:p>
         </w:tc>
@@ -3680,31 +3662,13 @@
             <w:pPr>
               <w:spacing w:after="480"/>
             </w:pPr>
-            <w:proofErr w:type="spellStart"/>
             <w:r>
               <w:rPr>
                 <w:b/>
                 <w:bCs/>
               </w:rPr>
-              <w:t>User</w:t>
-            </w:r>
-            <w:proofErr w:type="spellEnd"/>
-            <w:r>
-              <w:rPr>
-                <w:b/>
-                <w:bCs/>
-              </w:rPr>
-              <w:t xml:space="preserve"> </w:t>
-            </w:r>
-            <w:proofErr w:type="spellStart"/>
-            <w:r>
-              <w:rPr>
-                <w:b/>
-                <w:bCs/>
-              </w:rPr>
-              <w:t>Task</w:t>
-            </w:r>
-            <w:proofErr w:type="spellEnd"/>
+              <w:t>User Task</w:t>
+            </w:r>
           </w:p>
         </w:tc>
       </w:tr>
@@ -3775,15 +3739,7 @@
               <w:spacing w:after="480"/>
             </w:pPr>
             <w:r>
-              <w:t xml:space="preserve">Disparar </w:t>
-            </w:r>
-            <w:proofErr w:type="spellStart"/>
-            <w:r>
-              <w:t>Workflow</w:t>
-            </w:r>
-            <w:proofErr w:type="spellEnd"/>
-            <w:r>
-              <w:t xml:space="preserve"> de creación de Oportunidad (Cerrada-Ganada)</w:t>
+              <w:t>Disparar Workflow de creación de Oportunidad (Cerrada-Ganada)</w:t>
             </w:r>
           </w:p>
         </w:tc>
@@ -3803,31 +3759,13 @@
             <w:pPr>
               <w:spacing w:after="480"/>
             </w:pPr>
-            <w:proofErr w:type="spellStart"/>
             <w:r>
               <w:rPr>
                 <w:b/>
                 <w:bCs/>
               </w:rPr>
-              <w:t>Service</w:t>
-            </w:r>
-            <w:proofErr w:type="spellEnd"/>
-            <w:r>
-              <w:rPr>
-                <w:b/>
-                <w:bCs/>
-              </w:rPr>
-              <w:t xml:space="preserve"> </w:t>
-            </w:r>
-            <w:proofErr w:type="spellStart"/>
-            <w:r>
-              <w:rPr>
-                <w:b/>
-                <w:bCs/>
-              </w:rPr>
-              <w:t>Task</w:t>
-            </w:r>
-            <w:proofErr w:type="spellEnd"/>
+              <w:t>Service Task</w:t>
+            </w:r>
           </w:p>
         </w:tc>
       </w:tr>
@@ -3918,31 +3856,13 @@
             <w:pPr>
               <w:spacing w:after="480"/>
             </w:pPr>
-            <w:proofErr w:type="spellStart"/>
             <w:r>
               <w:rPr>
                 <w:b/>
                 <w:bCs/>
               </w:rPr>
-              <w:t>Service</w:t>
-            </w:r>
-            <w:proofErr w:type="spellEnd"/>
-            <w:r>
-              <w:rPr>
-                <w:b/>
-                <w:bCs/>
-              </w:rPr>
-              <w:t xml:space="preserve"> </w:t>
-            </w:r>
-            <w:proofErr w:type="spellStart"/>
-            <w:r>
-              <w:rPr>
-                <w:b/>
-                <w:bCs/>
-              </w:rPr>
-              <w:t>Task</w:t>
-            </w:r>
-            <w:proofErr w:type="spellEnd"/>
+              <w:t>Service Task</w:t>
+            </w:r>
           </w:p>
         </w:tc>
       </w:tr>
@@ -4045,17 +3965,8 @@
                 <w:b/>
                 <w:bCs/>
               </w:rPr>
-              <w:t xml:space="preserve">Script </w:t>
-            </w:r>
-            <w:proofErr w:type="spellStart"/>
-            <w:r>
-              <w:rPr>
-                <w:b/>
-                <w:bCs/>
-              </w:rPr>
-              <w:t>Task</w:t>
-            </w:r>
-            <w:proofErr w:type="spellEnd"/>
+              <w:t>Script Task</w:t>
+            </w:r>
           </w:p>
         </w:tc>
       </w:tr>
@@ -4151,17 +4062,8 @@
                 <w:b/>
                 <w:bCs/>
               </w:rPr>
-              <w:t xml:space="preserve">Gateway </w:t>
-            </w:r>
-            <w:proofErr w:type="spellStart"/>
-            <w:r>
-              <w:rPr>
-                <w:b/>
-                <w:bCs/>
-              </w:rPr>
-              <w:t>Logic</w:t>
-            </w:r>
-            <w:proofErr w:type="spellEnd"/>
+              <w:t>Gateway Logic</w:t>
+            </w:r>
           </w:p>
         </w:tc>
       </w:tr>
@@ -4252,31 +4154,13 @@
             <w:pPr>
               <w:spacing w:after="480"/>
             </w:pPr>
-            <w:proofErr w:type="spellStart"/>
             <w:r>
               <w:rPr>
                 <w:b/>
                 <w:bCs/>
               </w:rPr>
-              <w:t>Service</w:t>
-            </w:r>
-            <w:proofErr w:type="spellEnd"/>
-            <w:r>
-              <w:rPr>
-                <w:b/>
-                <w:bCs/>
-              </w:rPr>
-              <w:t xml:space="preserve"> </w:t>
-            </w:r>
-            <w:proofErr w:type="spellStart"/>
-            <w:r>
-              <w:rPr>
-                <w:b/>
-                <w:bCs/>
-              </w:rPr>
-              <w:t>Task</w:t>
-            </w:r>
-            <w:proofErr w:type="spellEnd"/>
+              <w:t>Service Task</w:t>
+            </w:r>
           </w:p>
         </w:tc>
       </w:tr>
@@ -4291,6 +4175,64 @@
           <w:lang w:eastAsia="es-VE"/>
         </w:rPr>
       </w:pPr>
+    </w:p>
+    <w:p>
+      <w:pPr>
+        <w:pStyle w:val="NormalWeb"/>
+      </w:pPr>
+      <w:r>
+        <w:rPr>
+          <w:noProof/>
+        </w:rPr>
+        <w:drawing>
+          <wp:inline distT="0" distB="0" distL="0" distR="0" wp14:anchorId="4A1EB59C" wp14:editId="25254EFC">
+            <wp:extent cx="11708765" cy="3467735"/>
+            <wp:effectExtent l="0" t="0" r="6985" b="0"/>
+            <wp:docPr id="1" name="Imagen 1"/>
+            <wp:cNvGraphicFramePr>
+              <a:graphicFrameLocks xmlns:a="http://schemas.openxmlformats.org/drawingml/2006/main" noChangeAspect="1"/>
+            </wp:cNvGraphicFramePr>
+            <a:graphic xmlns:a="http://schemas.openxmlformats.org/drawingml/2006/main">
+              <a:graphicData uri="http://schemas.openxmlformats.org/drawingml/2006/picture">
+                <pic:pic xmlns:pic="http://schemas.openxmlformats.org/drawingml/2006/picture">
+                  <pic:nvPicPr>
+                    <pic:cNvPr id="0" name="Picture 3"/>
+                    <pic:cNvPicPr>
+                      <a:picLocks noChangeAspect="1" noChangeArrowheads="1"/>
+                    </pic:cNvPicPr>
+                  </pic:nvPicPr>
+                  <pic:blipFill>
+                    <a:blip r:embed="rId6" cstate="print">
+                      <a:extLst>
+                        <a:ext uri="{28A0092B-C50C-407E-A947-70E740481C1C}">
+                          <a14:useLocalDpi xmlns:a14="http://schemas.microsoft.com/office/drawing/2010/main" val="0"/>
+                        </a:ext>
+                      </a:extLst>
+                    </a:blip>
+                    <a:srcRect/>
+                    <a:stretch>
+                      <a:fillRect/>
+                    </a:stretch>
+                  </pic:blipFill>
+                  <pic:spPr bwMode="auto">
+                    <a:xfrm>
+                      <a:off x="0" y="0"/>
+                      <a:ext cx="11708765" cy="3467735"/>
+                    </a:xfrm>
+                    <a:prstGeom prst="rect">
+                      <a:avLst/>
+                    </a:prstGeom>
+                    <a:noFill/>
+                    <a:ln>
+                      <a:noFill/>
+                    </a:ln>
+                  </pic:spPr>
+                </pic:pic>
+              </a:graphicData>
+            </a:graphic>
+          </wp:inline>
+        </w:drawing>
+      </w:r>
     </w:p>
     <w:p/>
     <w:sectPr>
@@ -5100,6 +5042,17 @@
       <w:bCs/>
     </w:rPr>
   </w:style>
+  <w:style w:type="paragraph" w:styleId="Prrafodelista">
+    <w:name w:val="List Paragraph"/>
+    <w:basedOn w:val="Normal"/>
+    <w:uiPriority w:val="34"/>
+    <w:qFormat/>
+    <w:rsid w:val="00D9154C"/>
+    <w:pPr>
+      <w:ind w:left="720"/>
+      <w:contextualSpacing/>
+    </w:pPr>
+  </w:style>
 </w:styles>
 </file>
 
